--- a/docs/Multi_Document_RAG_Project_Report.docx
+++ b/docs/Multi_Document_RAG_Project_Report.docx
@@ -218,7 +218,7 @@
           <w:sz w:val="22"/>
           <w:szCs w:val="22"/>
         </w:rPr>
-        <w:t xml:space="preserve">The system is exposed through an interactive command-line application in which the provider, model, rewriting strategy and top-k can be changed mid-session. Its quality is measured twice on a 12-question evaluation set with ground-truth answers: once with hand-written implementations of Faithfulness, Answer Relevance, Context Precision and Context Recall, and once with the RAGAS framework using a free Groq-hosted judge model. Manual scores averaged 1.00 / 1.00 / 0.93 / 0.93 and RAGAS 0.93 / 0.84 / 0.80 / 1.00; eleven of twelve answers were verified correct against the documents and the twelfth, an unanswerable question, was correctly refused. The disagreements between the two evaluators are analysed and traced to metric definitions and judge noise, and a diagnosis column attributes each weak score to the retrieval or the generation stage.</w:t>
+        <w:t xml:space="preserve">The system is exposed through two front-ends on one pipeline: an interactive command-line application in which the provider, model, rewriting strategy and top-k can be changed mid-session, and a Streamlit web application that adds document upload, a chunk browser and an evaluation dashboard without any change to the pipeline code. Its quality is measured twice on a 12-question evaluation set with ground-truth answers: once with hand-written implementations of Faithfulness, Answer Relevance, Context Precision and Context Recall, and once with the RAGAS framework using a free Groq-hosted judge model. Manual scores averaged 1.00 / 1.00 / 0.93 / 0.93 and RAGAS 0.93 / 0.84 / 0.80 / 1.00; eleven of twelve answers were verified correct against the documents and the twelfth, an unanswerable question, was correctly refused. The disagreements between the two evaluators are analysed and traced to metric definitions and judge noise, and a diagnosis column attributes each weak score to the retrieval or the generation stage.</w:t>
       </w:r>
     </w:p>
     <w:p>
@@ -243,7 +243,7 @@
           <w:sz w:val="22"/>
           <w:szCs w:val="22"/>
         </w:rPr>
-        <w:t xml:space="preserve">Retrieval-Augmented Generation, vector database, embeddings, query rewriting, Reciprocal Rank Fusion, HyDE, RAGAS, ChromaDB.</w:t>
+        <w:t xml:space="preserve">Retrieval-Augmented Generation, vector database, embeddings, query rewriting, Reciprocal Rank Fusion, HyDE, RAGAS, ChromaDB, Streamlit.</w:t>
       </w:r>
     </w:p>
     <w:p>
@@ -514,6 +514,25 @@
           <w:sz w:val="22"/>
           <w:szCs w:val="22"/>
         </w:rPr>
+        <w:t xml:space="preserve">Provide a web front-end (Streamlit) on the same pipeline object — chat with citations and inspection panels, document upload and re-indexing, and the two evaluations run from the browser — while keeping the command-line application as the reference.</w:t>
+      </w:r>
+    </w:p>
+    <w:p>
+      <w:pPr>
+        <w:pStyle w:val="ListParagraph"/>
+        <w:numPr>
+          <w:ilvl w:val="0"/>
+          <w:numId w:val="2"/>
+        </w:numPr>
+        <w:spacing w:after="80" w:line="276"/>
+      </w:pPr>
+      <w:r>
+        <w:rPr>
+          <w:rFonts w:ascii="Calibri" w:cs="Calibri" w:eastAsia="Calibri" w:hAnsi="Calibri"/>
+          <w:color w:val="1F2937"/>
+          <w:sz w:val="22"/>
+          <w:szCs w:val="22"/>
+        </w:rPr>
         <w:t xml:space="preserve">Evaluate the system on a question set with ground truth using Faithfulness, Answer Relevance, Context Precision and Context Recall, implemented manually and via RAGAS, and produce CSV reports that diagnose whether a weak result stems from retrieval or generation.</w:t>
       </w:r>
     </w:p>
@@ -576,7 +595,7 @@
           <w:sz w:val="22"/>
           <w:szCs w:val="22"/>
         </w:rPr>
-        <w:t xml:space="preserve">Chapter 2 explains the concepts and algorithms used. Chapter 3 lists the requirements. Chapter 4 describes the architecture and design decisions, and Chapter 5 the implementation of each module. Chapter 6 covers testing and the two-stage evaluation with results and analysis. Chapter 7 records the engineering challenges, and Chapter 8 concludes with future work. The appendices give the project structure, run instructions, the evaluation questions and configuration variables.</w:t>
+        <w:t xml:space="preserve">Chapter 2 explains the concepts and algorithms used. Chapter 3 lists the requirements. Chapter 4 describes the architecture and design decisions, and Chapter 5 the implementation of each module, including the two front-ends (5.9 command line, 5.11 web). Chapter 6 covers testing and the two-stage evaluation with results and analysis. Chapter 7 records the engineering challenges, and Chapter 8 concludes with future work. The appendices give the project structure, run instructions, the evaluation questions and configuration variables.</w:t>
       </w:r>
     </w:p>
     <w:p>
@@ -2207,6 +2226,66 @@
                 <w:szCs w:val="19"/>
               </w:rPr>
               <w:t xml:space="preserve">Evaluate on a dataset of questions with ground truth using Faithfulness, Answer Relevance, Context Precision and Context Recall, manually and with RAGAS; write CSV reports with a retrieval-vs-generation diagnosis.</w:t>
+            </w:r>
+          </w:p>
+        </w:tc>
+      </w:tr>
+      <w:tr>
+        <w:tc>
+          <w:tcPr>
+            <w:tcW w:type="dxa" w:w="1003"/>
+            <w:tcMar>
+              <w:top w:type="dxa" w:w="60"/>
+              <w:left w:type="dxa" w:w="100"/>
+              <w:bottom w:type="dxa" w:w="60"/>
+              <w:right w:type="dxa" w:w="100"/>
+            </w:tcMar>
+            <w:vAlign w:val="center"/>
+          </w:tcPr>
+          <w:p>
+            <w:pPr>
+              <w:spacing w:after="0" w:line="252"/>
+              <w:jc w:val="left"/>
+            </w:pPr>
+            <w:r>
+              <w:rPr>
+                <w:rFonts w:ascii="Calibri" w:cs="Calibri" w:eastAsia="Calibri" w:hAnsi="Calibri"/>
+                <w:b w:val="false"/>
+                <w:bCs w:val="false"/>
+                <w:color w:val="1F2937"/>
+                <w:sz w:val="19"/>
+                <w:szCs w:val="19"/>
+              </w:rPr>
+              <w:t xml:space="preserve">F11</w:t>
+            </w:r>
+          </w:p>
+        </w:tc>
+        <w:tc>
+          <w:tcPr>
+            <w:tcW w:type="dxa" w:w="8023"/>
+            <w:tcMar>
+              <w:top w:type="dxa" w:w="60"/>
+              <w:left w:type="dxa" w:w="100"/>
+              <w:bottom w:type="dxa" w:w="60"/>
+              <w:right w:type="dxa" w:w="100"/>
+            </w:tcMar>
+            <w:vAlign w:val="center"/>
+          </w:tcPr>
+          <w:p>
+            <w:pPr>
+              <w:spacing w:after="0" w:line="252"/>
+              <w:jc w:val="left"/>
+            </w:pPr>
+            <w:r>
+              <w:rPr>
+                <w:rFonts w:ascii="Calibri" w:cs="Calibri" w:eastAsia="Calibri" w:hAnsi="Calibri"/>
+                <w:b w:val="false"/>
+                <w:bCs w:val="false"/>
+                <w:color w:val="1F2937"/>
+                <w:sz w:val="19"/>
+                <w:szCs w:val="19"/>
+              </w:rPr>
+              <w:t xml:space="preserve">Provide a web application (app.py) with the same settings as the CLI, a chat view of RAGResponse (citation chips, sources, rewrites, chunks, per-answer evaluation), upload + re-index of data/, and buttons that run Stage A, the manual and the RAGAS evaluation and show both reports.</w:t>
             </w:r>
           </w:p>
         </w:tc>
@@ -3413,6 +3492,128 @@
                 <w:sz w:val="19"/>
                 <w:szCs w:val="19"/>
               </w:rPr>
+              <w:t xml:space="preserve">app.py + ui/</w:t>
+            </w:r>
+          </w:p>
+        </w:tc>
+        <w:tc>
+          <w:tcPr>
+            <w:tcW w:type="dxa" w:w="6318"/>
+            <w:tcMar>
+              <w:top w:type="dxa" w:w="60"/>
+              <w:left w:type="dxa" w:w="100"/>
+              <w:bottom w:type="dxa" w:w="60"/>
+              <w:right w:type="dxa" w:w="100"/>
+            </w:tcMar>
+            <w:vAlign w:val="center"/>
+          </w:tcPr>
+          <w:p>
+            <w:pPr>
+              <w:spacing w:after="0" w:line="252"/>
+              <w:jc w:val="left"/>
+            </w:pPr>
+            <w:r>
+              <w:rPr>
+                <w:rFonts w:ascii="Calibri" w:cs="Calibri" w:eastAsia="Calibri" w:hAnsi="Calibri"/>
+                <w:b w:val="false"/>
+                <w:bCs w:val="false"/>
+                <w:color w:val="1F2937"/>
+                <w:sz w:val="19"/>
+                <w:szCs w:val="19"/>
+              </w:rPr>
+              <w:t xml:space="preserve">Streamlit web front-end: sidebar settings and the Ask / Knowledge base / Evaluation tabs on the same RAGPipeline; ui/components.py renders, ui/styles.py is the CSS.</w:t>
+            </w:r>
+          </w:p>
+        </w:tc>
+      </w:tr>
+      <w:tr>
+        <w:tc>
+          <w:tcPr>
+            <w:tcW w:type="dxa" w:w="2708"/>
+            <w:shd w:fill="F9FAFB" w:color="auto" w:val="clear"/>
+            <w:tcMar>
+              <w:top w:type="dxa" w:w="60"/>
+              <w:left w:type="dxa" w:w="100"/>
+              <w:bottom w:type="dxa" w:w="60"/>
+              <w:right w:type="dxa" w:w="100"/>
+            </w:tcMar>
+            <w:vAlign w:val="center"/>
+          </w:tcPr>
+          <w:p>
+            <w:pPr>
+              <w:spacing w:after="0" w:line="252"/>
+              <w:jc w:val="left"/>
+            </w:pPr>
+            <w:r>
+              <w:rPr>
+                <w:rFonts w:ascii="Calibri" w:cs="Calibri" w:eastAsia="Calibri" w:hAnsi="Calibri"/>
+                <w:b w:val="false"/>
+                <w:bCs w:val="false"/>
+                <w:color w:val="1F2937"/>
+                <w:sz w:val="19"/>
+                <w:szCs w:val="19"/>
+              </w:rPr>
+              <w:t xml:space="preserve">src/frontend.py</w:t>
+            </w:r>
+          </w:p>
+        </w:tc>
+        <w:tc>
+          <w:tcPr>
+            <w:tcW w:type="dxa" w:w="6318"/>
+            <w:shd w:fill="F9FAFB" w:color="auto" w:val="clear"/>
+            <w:tcMar>
+              <w:top w:type="dxa" w:w="60"/>
+              <w:left w:type="dxa" w:w="100"/>
+              <w:bottom w:type="dxa" w:w="60"/>
+              <w:right w:type="dxa" w:w="100"/>
+            </w:tcMar>
+            <w:vAlign w:val="center"/>
+          </w:tcPr>
+          <w:p>
+            <w:pPr>
+              <w:spacing w:after="0" w:line="252"/>
+              <w:jc w:val="left"/>
+            </w:pPr>
+            <w:r>
+              <w:rPr>
+                <w:rFonts w:ascii="Calibri" w:cs="Calibri" w:eastAsia="Calibri" w:hAnsi="Calibri"/>
+                <w:b w:val="false"/>
+                <w:bCs w:val="false"/>
+                <w:color w:val="1F2937"/>
+                <w:sz w:val="19"/>
+                <w:szCs w:val="19"/>
+              </w:rPr>
+              <w:t xml:space="preserve">Helpers shared by both front-ends: live AnswerEvaluator, ground-truth lookup, manifest checks, provider-name aliases.</w:t>
+            </w:r>
+          </w:p>
+        </w:tc>
+      </w:tr>
+      <w:tr>
+        <w:tc>
+          <w:tcPr>
+            <w:tcW w:type="dxa" w:w="2708"/>
+            <w:tcMar>
+              <w:top w:type="dxa" w:w="60"/>
+              <w:left w:type="dxa" w:w="100"/>
+              <w:bottom w:type="dxa" w:w="60"/>
+              <w:right w:type="dxa" w:w="100"/>
+            </w:tcMar>
+            <w:vAlign w:val="center"/>
+          </w:tcPr>
+          <w:p>
+            <w:pPr>
+              <w:spacing w:after="0" w:line="252"/>
+              <w:jc w:val="left"/>
+            </w:pPr>
+            <w:r>
+              <w:rPr>
+                <w:rFonts w:ascii="Calibri" w:cs="Calibri" w:eastAsia="Calibri" w:hAnsi="Calibri"/>
+                <w:b w:val="false"/>
+                <w:bCs w:val="false"/>
+                <w:color w:val="1F2937"/>
+                <w:sz w:val="19"/>
+                <w:szCs w:val="19"/>
+              </w:rPr>
               <w:t xml:space="preserve">evaluation/*.py</w:t>
             </w:r>
           </w:p>
@@ -4320,6 +4521,36 @@
           <w:szCs w:val="22"/>
         </w:rPr>
         <w:t xml:space="preserve">Programmatic detection of refusals makes the UI and evaluation treat "no evidence" answers correctly.</w:t>
+      </w:r>
+    </w:p>
+    <w:p>
+      <w:pPr>
+        <w:pStyle w:val="ListParagraph"/>
+        <w:numPr>
+          <w:ilvl w:val="0"/>
+          <w:numId w:val="3"/>
+        </w:numPr>
+        <w:spacing w:after="80" w:line="276"/>
+      </w:pPr>
+      <w:r>
+        <w:rPr>
+          <w:rFonts w:ascii="Calibri" w:cs="Calibri" w:eastAsia="Calibri" w:hAnsi="Calibri"/>
+          <w:b/>
+          <w:bCs/>
+          <w:color w:val="1F2937"/>
+          <w:sz w:val="22"/>
+          <w:szCs w:val="22"/>
+        </w:rPr>
+        <w:t xml:space="preserve">Front-ends render, they do not compute. </w:t>
+      </w:r>
+      <w:r>
+        <w:rPr>
+          <w:rFonts w:ascii="Calibri" w:cs="Calibri" w:eastAsia="Calibri" w:hAnsi="Calibri"/>
+          <w:color w:val="1F2937"/>
+          <w:sz w:val="22"/>
+          <w:szCs w:val="22"/>
+        </w:rPr>
+        <w:t xml:space="preserve">Both main.py and app.py call RAGPipeline.ask() and draw the RAGResponse it returns — the CLI through src/console.py, the web app through ui/components.py. Helpers both need (the live evaluator, ground-truth lookup, manifest checks) live in src/frontend.py, so neither front-end imports the other and a pipeline change is reflected in two small renderers.</w:t>
       </w:r>
     </w:p>
     <w:p>
@@ -6633,8 +6864,8 @@
     </w:p>
     <w:p>
       <w:pPr>
-        <w:pStyle w:val="Heading1"/>
-        <w:spacing w:after="160" w:before="360"/>
+        <w:pStyle w:val="Heading2"/>
+        <w:spacing w:after="120" w:before="280"/>
       </w:pPr>
       <w:r>
         <w:rPr>
@@ -6642,10 +6873,52 @@
           <w:b/>
           <w:bCs/>
           <w:color w:val="14213D"/>
-          <w:sz w:val="36"/>
-          <w:szCs w:val="36"/>
-        </w:rPr>
-        <w:t xml:space="preserve">6. Testing and Evaluation</w:t>
+          <w:sz w:val="28"/>
+          <w:szCs w:val="28"/>
+        </w:rPr>
+        <w:t xml:space="preserve">5.11 Web front-end (app.py)</w:t>
+      </w:r>
+    </w:p>
+    <w:p>
+      <w:pPr>
+        <w:spacing w:after="120" w:line="276"/>
+      </w:pPr>
+      <w:r>
+        <w:rPr>
+          <w:rFonts w:ascii="Calibri" w:cs="Calibri" w:eastAsia="Calibri" w:hAnsi="Calibri"/>
+          <w:color w:val="1F2937"/>
+          <w:sz w:val="22"/>
+          <w:szCs w:val="22"/>
+        </w:rPr>
+        <w:t xml:space="preserve">The web application was added as a second front-end after the command-line version was complete, under four constraints: the CLI keeps every feature and remains the reference output; nothing inside src/ or evaluation/ changes; every CLI setting appears once in the sidebar and an answer scored in the browser scores the same in the terminal; and the heavy objects are loaded once per server process and shared by every browser session.</w:t>
+      </w:r>
+    </w:p>
+    <w:p>
+      <w:pPr>
+        <w:spacing w:after="120" w:line="276"/>
+      </w:pPr>
+      <w:r>
+        <w:rPr>
+          <w:rFonts w:ascii="Calibri" w:cs="Calibri" w:eastAsia="Calibri" w:hAnsi="Calibri"/>
+          <w:color w:val="1F2937"/>
+          <w:sz w:val="22"/>
+          <w:szCs w:val="22"/>
+        </w:rPr>
+        <w:t xml:space="preserve">Preparation. The helpers the CLI had accumulated that the web page also needs — AnswerEvaluator (the live Evaluation block), find_ground_truth, relevance_label, index_settings, data_changes and resolve_provider — were moved from main.py into src/frontend.py (156 lines, no printing, no widgets). main.py imports the same names it used to define and shrank by 118 lines; its --evaluate output was re-run and is unchanged. app.py cannot import main.py (which reconfigures stdout and owns the argparse loop), so a shared module was the only way to avoid a second copy.</w:t>
+      </w:r>
+    </w:p>
+    <w:p>
+      <w:pPr>
+        <w:spacing w:after="120" w:line="276"/>
+      </w:pPr>
+      <w:r>
+        <w:rPr>
+          <w:rFonts w:ascii="Calibri" w:cs="Calibri" w:eastAsia="Calibri" w:hAnsi="Calibri"/>
+          <w:color w:val="1F2937"/>
+          <w:sz w:val="22"/>
+          <w:szCs w:val="22"/>
+        </w:rPr>
+        <w:t xml:space="preserve">Structure. app.py (502 lines) has a sidebar and three tabs. The sidebar mirrors the CLI flags: provider radio with a readiness light (a key present, or for Ollama the local server answering), model select (curated models first, then the provider's live list), rewriting strategy with the same descriptions as the CLI, the k slider, and toggles for the rewrite panel, the chunk panel and per-answer evaluation, followed by the index summary and the same two warnings the CLI prints at start-up (.env differs from the index; data/ changed since ingestion). The Ask tab keeps a chat history in st.session_state; each answer is drawn by ui/components.py (198 lines, 11 pure rendering functions): the answer with [n] rendered as chips whose tooltip names the source and locator, a sources table with a star for cited files, expanders for the rewrites and the retrieved chunks (rank, chunk id, score, similarity, hit count, per-phrasing rank, text) and the four-metric Evaluation block. The Knowledge base tab shows the manifest and the files in data/, accepts uploads into data/ and removes files from it (the index follows on the next rebuild), and rebuilds or appends the index through the same ingest() function as ingest.py, passing a progress callback the function already accepted; it also offers a searchable view of results/chunks.json. The Evaluation tab runs Stage A (run_pipeline_on_dataset), the manual evaluation (manual_evaluation.evaluate_rows) and RAGAS (ragas_evaluation.evaluate_rows) with progress, writes the same files as the scripts, and reads the two CSVs back into a grouped bar chart, a per-question table with diagnosis and notes, and download buttons.</w:t>
       </w:r>
     </w:p>
     <w:p>
@@ -6657,7 +6930,7 @@
       <w:r>
         <w:drawing>
           <wp:inline distT="0" distB="0" distL="0" distR="0">
-            <wp:extent cx="5715000" cy="2562225"/>
+            <wp:extent cx="5715000" cy="3571875"/>
             <wp:effectExtent t="0" r="0" b="0" l="0"/>
             <wp:docPr id="1" name="" descr="" title=""/>
             <wp:cNvGraphicFramePr>
@@ -6682,6 +6955,179 @@
                   <pic:spPr bwMode="auto">
                     <a:xfrm>
                       <a:off x="0" y="0"/>
+                      <a:ext cx="5715000" cy="3571875"/>
+                    </a:xfrm>
+                    <a:prstGeom prst="rect">
+                      <a:avLst/>
+                    </a:prstGeom>
+                  </pic:spPr>
+                </pic:pic>
+              </a:graphicData>
+            </a:graphic>
+          </wp:inline>
+        </w:drawing>
+      </w:r>
+    </w:p>
+    <w:p>
+      <w:pPr>
+        <w:spacing w:after="200" w:before="80"/>
+        <w:jc w:val="center"/>
+      </w:pPr>
+      <w:r>
+        <w:rPr>
+          <w:rFonts w:ascii="Calibri" w:cs="Calibri" w:eastAsia="Calibri" w:hAnsi="Calibri"/>
+          <w:i/>
+          <w:iCs/>
+          <w:color w:val="6B7280"/>
+          <w:sz w:val="18"/>
+          <w:szCs w:val="18"/>
+        </w:rPr>
+        <w:t xml:space="preserve">Figure 5.6 – The Ask tab: sidebar settings, an answer with citation chips, the sources table and the rewriting expander</w:t>
+      </w:r>
+    </w:p>
+    <w:p>
+      <w:pPr>
+        <w:spacing w:after="120" w:line="276"/>
+      </w:pPr>
+      <w:r>
+        <w:rPr>
+          <w:rFonts w:ascii="Calibri" w:cs="Calibri" w:eastAsia="Calibri" w:hAnsi="Calibri"/>
+          <w:color w:val="1F2937"/>
+          <w:sz w:val="22"/>
+          <w:szCs w:val="22"/>
+        </w:rPr>
+        <w:t xml:space="preserve">Caching. Streamlit re-runs the script on every interaction, so the pipeline (embedding model + vector store) is an st.cache_resource keyed on the embedding model; provider and model changes go through RAGPipeline.set_llm(), which rebuilds only the small LLM client. The live evaluator is a second cached resource; provider_status() (which probes the Ollama port) and list_models() are st.cache_data with 60 s and 5 min lifetimes. After an ingest from the browser both resource caches are cleared so counts and manifest refresh. Measured on the development laptop: the first question costs about 15 s (model load and index open); each question after that spends the same time as the CLI (rewrite 0.002 s, retrieve 0.01 s, generate about 0.75 s on Groq).</w:t>
+      </w:r>
+    </w:p>
+    <w:p>
+      <w:pPr>
+        <w:keepNext/>
+        <w:spacing w:after="60" w:before="160"/>
+        <w:jc w:val="center"/>
+      </w:pPr>
+      <w:r>
+        <w:drawing>
+          <wp:inline distT="0" distB="0" distL="0" distR="0">
+            <wp:extent cx="5715000" cy="3571875"/>
+            <wp:effectExtent t="0" r="0" b="0" l="0"/>
+            <wp:docPr id="1" name="" descr="" title=""/>
+            <wp:cNvGraphicFramePr>
+              <a:graphicFrameLocks xmlns:a="http://schemas.openxmlformats.org/drawingml/2006/main" noChangeAspect="1"/>
+            </wp:cNvGraphicFramePr>
+            <a:graphic xmlns:a="http://schemas.openxmlformats.org/drawingml/2006/main">
+              <a:graphicData uri="http://schemas.openxmlformats.org/drawingml/2006/picture">
+                <pic:pic xmlns:pic="http://schemas.openxmlformats.org/drawingml/2006/picture">
+                  <pic:nvPicPr>
+                    <pic:cNvPr id="0" name="" descr=""/>
+                    <pic:cNvPicPr>
+                      <a:picLocks noChangeAspect="1" noChangeArrowheads="1"/>
+                    </pic:cNvPicPr>
+                  </pic:nvPicPr>
+                  <pic:blipFill>
+                    <a:blip r:embed="rId16" cstate="none"/>
+                    <a:srcRect/>
+                    <a:stretch>
+                      <a:fillRect/>
+                    </a:stretch>
+                  </pic:blipFill>
+                  <pic:spPr bwMode="auto">
+                    <a:xfrm>
+                      <a:off x="0" y="0"/>
+                      <a:ext cx="5715000" cy="3571875"/>
+                    </a:xfrm>
+                    <a:prstGeom prst="rect">
+                      <a:avLst/>
+                    </a:prstGeom>
+                  </pic:spPr>
+                </pic:pic>
+              </a:graphicData>
+            </a:graphic>
+          </wp:inline>
+        </w:drawing>
+      </w:r>
+    </w:p>
+    <w:p>
+      <w:pPr>
+        <w:spacing w:after="200" w:before="80"/>
+        <w:jc w:val="center"/>
+      </w:pPr>
+      <w:r>
+        <w:rPr>
+          <w:rFonts w:ascii="Calibri" w:cs="Calibri" w:eastAsia="Calibri" w:hAnsi="Calibri"/>
+          <w:i/>
+          <w:iCs/>
+          <w:color w:val="6B7280"/>
+          <w:sz w:val="18"/>
+          <w:szCs w:val="18"/>
+        </w:rPr>
+        <w:t xml:space="preserve">Figure 5.7 – The Evaluation tab after Stage A and both markers: grouped means, the summary table and CSV downloads</w:t>
+      </w:r>
+    </w:p>
+    <w:p>
+      <w:pPr>
+        <w:spacing w:after="120" w:line="276"/>
+      </w:pPr>
+      <w:r>
+        <w:rPr>
+          <w:rFonts w:ascii="Calibri" w:cs="Calibri" w:eastAsia="Calibri" w:hAnsi="Calibri"/>
+          <w:color w:val="1F2937"/>
+          <w:sz w:val="22"/>
+          <w:szCs w:val="22"/>
+        </w:rPr>
+        <w:t xml:space="preserve">Size of the change: 902 lines added (app.py 502, ui/components.py 198, ui/styles.py 46, src/frontend.py 156), 118 lines removed from main.py, zero lines changed in src/ or evaluation/ apart from the new module, one optional dependency (streamlit). Both front-ends can run at the same time against the same index; the self-healing ChromaDB handle (Chapter 7) covers one of them rebuilding while the other answers.</w:t>
+      </w:r>
+    </w:p>
+    <w:p>
+      <w:pPr>
+        <w:pStyle w:val="Heading1"/>
+        <w:spacing w:after="160" w:before="360"/>
+      </w:pPr>
+      <w:r>
+        <w:rPr>
+          <w:rFonts w:ascii="Calibri" w:cs="Calibri" w:eastAsia="Calibri" w:hAnsi="Calibri"/>
+          <w:b/>
+          <w:bCs/>
+          <w:color w:val="14213D"/>
+          <w:sz w:val="36"/>
+          <w:szCs w:val="36"/>
+        </w:rPr>
+        <w:t xml:space="preserve">6. Testing and Evaluation</w:t>
+      </w:r>
+    </w:p>
+    <w:p>
+      <w:pPr>
+        <w:keepNext/>
+        <w:spacing w:after="60" w:before="160"/>
+        <w:jc w:val="center"/>
+      </w:pPr>
+      <w:r>
+        <w:drawing>
+          <wp:inline distT="0" distB="0" distL="0" distR="0">
+            <wp:extent cx="5715000" cy="2562225"/>
+            <wp:effectExtent t="0" r="0" b="0" l="0"/>
+            <wp:docPr id="1" name="" descr="" title=""/>
+            <wp:cNvGraphicFramePr>
+              <a:graphicFrameLocks xmlns:a="http://schemas.openxmlformats.org/drawingml/2006/main" noChangeAspect="1"/>
+            </wp:cNvGraphicFramePr>
+            <a:graphic xmlns:a="http://schemas.openxmlformats.org/drawingml/2006/main">
+              <a:graphicData uri="http://schemas.openxmlformats.org/drawingml/2006/picture">
+                <pic:pic xmlns:pic="http://schemas.openxmlformats.org/drawingml/2006/picture">
+                  <pic:nvPicPr>
+                    <pic:cNvPr id="0" name="" descr=""/>
+                    <pic:cNvPicPr>
+                      <a:picLocks noChangeAspect="1" noChangeArrowheads="1"/>
+                    </pic:cNvPicPr>
+                  </pic:nvPicPr>
+                  <pic:blipFill>
+                    <a:blip r:embed="rId17" cstate="none"/>
+                    <a:srcRect/>
+                    <a:stretch>
+                      <a:fillRect/>
+                    </a:stretch>
+                  </pic:blipFill>
+                  <pic:spPr bwMode="auto">
+                    <a:xfrm>
+                      <a:off x="0" y="0"/>
                       <a:ext cx="5715000" cy="2562225"/>
                     </a:xfrm>
                     <a:prstGeom prst="rect">
@@ -7967,7 +8413,7 @@
                 <w:sz w:val="19"/>
                 <w:szCs w:val="19"/>
               </w:rPr>
-              <w:t xml:space="preserve">Ollama provider</w:t>
+              <w:t xml:space="preserve">Web app — Ask</w:t>
             </w:r>
           </w:p>
         </w:tc>
@@ -7996,7 +8442,7 @@
                 <w:sz w:val="19"/>
                 <w:szCs w:val="19"/>
               </w:rPr>
-              <w:t xml:space="preserve">/provider ollama with no server; then against an OpenAI-compatible server on port 11434</w:t>
+              <w:t xml:space="preserve">streamlit run app.py; "can i wfh fri?" then a dataset question with all toggles on, in light and dark themes</w:t>
             </w:r>
           </w:p>
         </w:tc>
@@ -8025,7 +8471,7 @@
                 <w:sz w:val="19"/>
                 <w:szCs w:val="19"/>
               </w:rPr>
-              <w:t xml:space="preserve">Banner shows "not running" with the start command; a question prints one connection-error line and the session continues. With a server: "ready", live model list (embedding models hidden), /model, a cited answer, /provider groq back.</w:t>
+              <w:t xml:space="preserve">Cited answer with chips, sources table, rewrites and chunk panels, Evaluation block with four scores and diagnosis; identical numbers to the CLI for the same question.</w:t>
             </w:r>
           </w:p>
         </w:tc>
@@ -8057,6 +8503,278 @@
                 <w:sz w:val="19"/>
                 <w:szCs w:val="19"/>
               </w:rPr>
+              <w:t xml:space="preserve">Web app — Knowledge base</w:t>
+            </w:r>
+          </w:p>
+        </w:tc>
+        <w:tc>
+          <w:tcPr>
+            <w:tcW w:type="dxa" w:w="3040"/>
+            <w:shd w:fill="F9FAFB" w:color="auto" w:val="clear"/>
+            <w:tcMar>
+              <w:top w:type="dxa" w:w="60"/>
+              <w:left w:type="dxa" w:w="100"/>
+              <w:bottom w:type="dxa" w:w="60"/>
+              <w:right w:type="dxa" w:w="100"/>
+            </w:tcMar>
+            <w:vAlign w:val="center"/>
+          </w:tcPr>
+          <w:p>
+            <w:pPr>
+              <w:spacing w:after="0" w:line="252"/>
+              <w:jc w:val="left"/>
+            </w:pPr>
+            <w:r>
+              <w:rPr>
+                <w:rFonts w:ascii="Calibri" w:cs="Calibri" w:eastAsia="Calibri" w:hAnsi="Calibri"/>
+                <w:b w:val="false"/>
+                <w:bCs w:val="false"/>
+                <w:color w:val="1F2937"/>
+                <w:sz w:val="19"/>
+                <w:szCs w:val="19"/>
+              </w:rPr>
+              <w:t xml:space="preserve">Ingest now (700/150) from the browser</w:t>
+            </w:r>
+          </w:p>
+        </w:tc>
+        <w:tc>
+          <w:tcPr>
+            <w:tcW w:type="dxa" w:w="4085"/>
+            <w:shd w:fill="F9FAFB" w:color="auto" w:val="clear"/>
+            <w:tcMar>
+              <w:top w:type="dxa" w:w="60"/>
+              <w:left w:type="dxa" w:w="100"/>
+              <w:bottom w:type="dxa" w:w="60"/>
+              <w:right w:type="dxa" w:w="100"/>
+            </w:tcMar>
+            <w:vAlign w:val="center"/>
+          </w:tcPr>
+          <w:p>
+            <w:pPr>
+              <w:spacing w:after="0" w:line="252"/>
+              <w:jc w:val="left"/>
+            </w:pPr>
+            <w:r>
+              <w:rPr>
+                <w:rFonts w:ascii="Calibri" w:cs="Calibri" w:eastAsia="Calibri" w:hAnsi="Calibri"/>
+                <w:b w:val="false"/>
+                <w:bCs w:val="false"/>
+                <w:color w:val="1F2937"/>
+                <w:sz w:val="19"/>
+                <w:szCs w:val="19"/>
+              </w:rPr>
+              <w:t xml:space="preserve">Progress bar, "83 parts → 93 chunks in 1.86 s", manifest and sidebar counts refreshed after the cache reset.</w:t>
+            </w:r>
+          </w:p>
+        </w:tc>
+      </w:tr>
+      <w:tr>
+        <w:tc>
+          <w:tcPr>
+            <w:tcW w:type="dxa" w:w="1900"/>
+            <w:tcMar>
+              <w:top w:type="dxa" w:w="60"/>
+              <w:left w:type="dxa" w:w="100"/>
+              <w:bottom w:type="dxa" w:w="60"/>
+              <w:right w:type="dxa" w:w="100"/>
+            </w:tcMar>
+            <w:vAlign w:val="center"/>
+          </w:tcPr>
+          <w:p>
+            <w:pPr>
+              <w:spacing w:after="0" w:line="252"/>
+              <w:jc w:val="left"/>
+            </w:pPr>
+            <w:r>
+              <w:rPr>
+                <w:rFonts w:ascii="Calibri" w:cs="Calibri" w:eastAsia="Calibri" w:hAnsi="Calibri"/>
+                <w:b w:val="false"/>
+                <w:bCs w:val="false"/>
+                <w:color w:val="1F2937"/>
+                <w:sz w:val="19"/>
+                <w:szCs w:val="19"/>
+              </w:rPr>
+              <w:t xml:space="preserve">Web app — Evaluation</w:t>
+            </w:r>
+          </w:p>
+        </w:tc>
+        <w:tc>
+          <w:tcPr>
+            <w:tcW w:type="dxa" w:w="3040"/>
+            <w:tcMar>
+              <w:top w:type="dxa" w:w="60"/>
+              <w:left w:type="dxa" w:w="100"/>
+              <w:bottom w:type="dxa" w:w="60"/>
+              <w:right w:type="dxa" w:w="100"/>
+            </w:tcMar>
+            <w:vAlign w:val="center"/>
+          </w:tcPr>
+          <w:p>
+            <w:pPr>
+              <w:spacing w:after="0" w:line="252"/>
+              <w:jc w:val="left"/>
+            </w:pPr>
+            <w:r>
+              <w:rPr>
+                <w:rFonts w:ascii="Calibri" w:cs="Calibri" w:eastAsia="Calibri" w:hAnsi="Calibri"/>
+                <w:b w:val="false"/>
+                <w:bCs w:val="false"/>
+                <w:color w:val="1F2937"/>
+                <w:sz w:val="19"/>
+                <w:szCs w:val="19"/>
+              </w:rPr>
+              <w:t xml:space="preserve">Generate answers, then Run manual evaluation, from the browser</w:t>
+            </w:r>
+          </w:p>
+        </w:tc>
+        <w:tc>
+          <w:tcPr>
+            <w:tcW w:type="dxa" w:w="4085"/>
+            <w:tcMar>
+              <w:top w:type="dxa" w:w="60"/>
+              <w:left w:type="dxa" w:w="100"/>
+              <w:bottom w:type="dxa" w:w="60"/>
+              <w:right w:type="dxa" w:w="100"/>
+            </w:tcMar>
+            <w:vAlign w:val="center"/>
+          </w:tcPr>
+          <w:p>
+            <w:pPr>
+              <w:spacing w:after="0" w:line="252"/>
+              <w:jc w:val="left"/>
+            </w:pPr>
+            <w:r>
+              <w:rPr>
+                <w:rFonts w:ascii="Calibri" w:cs="Calibri" w:eastAsia="Calibri" w:hAnsi="Calibri"/>
+                <w:b w:val="false"/>
+                <w:bCs w:val="false"/>
+                <w:color w:val="1F2937"/>
+                <w:sz w:val="19"/>
+                <w:szCs w:val="19"/>
+              </w:rPr>
+              <w:t xml:space="preserve">12 answers saved; manual means 1.00 / 1.00 / 0.91 / 0.94 (report: 1.00 / 1.00 / 0.93 / 0.93); chart and per-question table rendered; CSV downloads work.</w:t>
+            </w:r>
+          </w:p>
+        </w:tc>
+      </w:tr>
+      <w:tr>
+        <w:tc>
+          <w:tcPr>
+            <w:tcW w:type="dxa" w:w="1900"/>
+            <w:shd w:fill="F9FAFB" w:color="auto" w:val="clear"/>
+            <w:tcMar>
+              <w:top w:type="dxa" w:w="60"/>
+              <w:left w:type="dxa" w:w="100"/>
+              <w:bottom w:type="dxa" w:w="60"/>
+              <w:right w:type="dxa" w:w="100"/>
+            </w:tcMar>
+            <w:vAlign w:val="center"/>
+          </w:tcPr>
+          <w:p>
+            <w:pPr>
+              <w:spacing w:after="0" w:line="252"/>
+              <w:jc w:val="left"/>
+            </w:pPr>
+            <w:r>
+              <w:rPr>
+                <w:rFonts w:ascii="Calibri" w:cs="Calibri" w:eastAsia="Calibri" w:hAnsi="Calibri"/>
+                <w:b w:val="false"/>
+                <w:bCs w:val="false"/>
+                <w:color w:val="1F2937"/>
+                <w:sz w:val="19"/>
+                <w:szCs w:val="19"/>
+              </w:rPr>
+              <w:t xml:space="preserve">Ollama provider</w:t>
+            </w:r>
+          </w:p>
+        </w:tc>
+        <w:tc>
+          <w:tcPr>
+            <w:tcW w:type="dxa" w:w="3040"/>
+            <w:shd w:fill="F9FAFB" w:color="auto" w:val="clear"/>
+            <w:tcMar>
+              <w:top w:type="dxa" w:w="60"/>
+              <w:left w:type="dxa" w:w="100"/>
+              <w:bottom w:type="dxa" w:w="60"/>
+              <w:right w:type="dxa" w:w="100"/>
+            </w:tcMar>
+            <w:vAlign w:val="center"/>
+          </w:tcPr>
+          <w:p>
+            <w:pPr>
+              <w:spacing w:after="0" w:line="252"/>
+              <w:jc w:val="left"/>
+            </w:pPr>
+            <w:r>
+              <w:rPr>
+                <w:rFonts w:ascii="Calibri" w:cs="Calibri" w:eastAsia="Calibri" w:hAnsi="Calibri"/>
+                <w:b w:val="false"/>
+                <w:bCs w:val="false"/>
+                <w:color w:val="1F2937"/>
+                <w:sz w:val="19"/>
+                <w:szCs w:val="19"/>
+              </w:rPr>
+              <w:t xml:space="preserve">/provider ollama with no server; then against an OpenAI-compatible server on port 11434</w:t>
+            </w:r>
+          </w:p>
+        </w:tc>
+        <w:tc>
+          <w:tcPr>
+            <w:tcW w:type="dxa" w:w="4085"/>
+            <w:shd w:fill="F9FAFB" w:color="auto" w:val="clear"/>
+            <w:tcMar>
+              <w:top w:type="dxa" w:w="60"/>
+              <w:left w:type="dxa" w:w="100"/>
+              <w:bottom w:type="dxa" w:w="60"/>
+              <w:right w:type="dxa" w:w="100"/>
+            </w:tcMar>
+            <w:vAlign w:val="center"/>
+          </w:tcPr>
+          <w:p>
+            <w:pPr>
+              <w:spacing w:after="0" w:line="252"/>
+              <w:jc w:val="left"/>
+            </w:pPr>
+            <w:r>
+              <w:rPr>
+                <w:rFonts w:ascii="Calibri" w:cs="Calibri" w:eastAsia="Calibri" w:hAnsi="Calibri"/>
+                <w:b w:val="false"/>
+                <w:bCs w:val="false"/>
+                <w:color w:val="1F2937"/>
+                <w:sz w:val="19"/>
+                <w:szCs w:val="19"/>
+              </w:rPr>
+              <w:t xml:space="preserve">Banner shows "not running" with the start command; a question prints one connection-error line and the session continues. With a server: "ready", live model list (embedding models hidden), /model, a cited answer, /provider groq back.</w:t>
+            </w:r>
+          </w:p>
+        </w:tc>
+      </w:tr>
+      <w:tr>
+        <w:tc>
+          <w:tcPr>
+            <w:tcW w:type="dxa" w:w="1900"/>
+            <w:tcMar>
+              <w:top w:type="dxa" w:w="60"/>
+              <w:left w:type="dxa" w:w="100"/>
+              <w:bottom w:type="dxa" w:w="60"/>
+              <w:right w:type="dxa" w:w="100"/>
+            </w:tcMar>
+            <w:vAlign w:val="center"/>
+          </w:tcPr>
+          <w:p>
+            <w:pPr>
+              <w:spacing w:after="0" w:line="252"/>
+              <w:jc w:val="left"/>
+            </w:pPr>
+            <w:r>
+              <w:rPr>
+                <w:rFonts w:ascii="Calibri" w:cs="Calibri" w:eastAsia="Calibri" w:hAnsi="Calibri"/>
+                <w:b w:val="false"/>
+                <w:bCs w:val="false"/>
+                <w:color w:val="1F2937"/>
+                <w:sz w:val="19"/>
+                <w:szCs w:val="19"/>
+              </w:rPr>
               <w:t xml:space="preserve">Per-answer evaluation</w:t>
             </w:r>
           </w:p>
@@ -8064,7 +8782,6 @@
         <w:tc>
           <w:tcPr>
             <w:tcW w:type="dxa" w:w="3040"/>
-            <w:shd w:fill="F9FAFB" w:color="auto" w:val="clear"/>
             <w:tcMar>
               <w:top w:type="dxa" w:w="60"/>
               <w:left w:type="dxa" w:w="100"/>
@@ -8094,7 +8811,6 @@
         <w:tc>
           <w:tcPr>
             <w:tcW w:type="dxa" w:w="4085"/>
-            <w:shd w:fill="F9FAFB" w:color="auto" w:val="clear"/>
             <w:tcMar>
               <w:top w:type="dxa" w:w="60"/>
               <w:left w:type="dxa" w:w="100"/>
@@ -15491,6 +16207,187 @@
                 <w:sz w:val="19"/>
                 <w:szCs w:val="19"/>
               </w:rPr>
+              <w:t xml:space="preserve">Web app: edits to ui/ not picked up</w:t>
+            </w:r>
+          </w:p>
+        </w:tc>
+        <w:tc>
+          <w:tcPr>
+            <w:tcW w:type="dxa" w:w="3135"/>
+            <w:shd w:fill="F9FAFB" w:color="auto" w:val="clear"/>
+            <w:tcMar>
+              <w:top w:type="dxa" w:w="60"/>
+              <w:left w:type="dxa" w:w="100"/>
+              <w:bottom w:type="dxa" w:w="60"/>
+              <w:right w:type="dxa" w:w="100"/>
+            </w:tcMar>
+            <w:vAlign w:val="center"/>
+          </w:tcPr>
+          <w:p>
+            <w:pPr>
+              <w:spacing w:after="0" w:line="252"/>
+              <w:jc w:val="left"/>
+            </w:pPr>
+            <w:r>
+              <w:rPr>
+                <w:rFonts w:ascii="Calibri" w:cs="Calibri" w:eastAsia="Calibri" w:hAnsi="Calibri"/>
+                <w:b w:val="false"/>
+                <w:bCs w:val="false"/>
+                <w:color w:val="1F2937"/>
+                <w:sz w:val="19"/>
+                <w:szCs w:val="19"/>
+              </w:rPr>
+              <w:t xml:space="preserve">Streamlit hot-reloads app.py but not the modules it imports; an AttributeError named a function that existed.</w:t>
+            </w:r>
+          </w:p>
+        </w:tc>
+        <w:tc>
+          <w:tcPr>
+            <w:tcW w:type="dxa" w:w="3610"/>
+            <w:shd w:fill="F9FAFB" w:color="auto" w:val="clear"/>
+            <w:tcMar>
+              <w:top w:type="dxa" w:w="60"/>
+              <w:left w:type="dxa" w:w="100"/>
+              <w:bottom w:type="dxa" w:w="60"/>
+              <w:right w:type="dxa" w:w="100"/>
+            </w:tcMar>
+            <w:vAlign w:val="center"/>
+          </w:tcPr>
+          <w:p>
+            <w:pPr>
+              <w:spacing w:after="0" w:line="252"/>
+              <w:jc w:val="left"/>
+            </w:pPr>
+            <w:r>
+              <w:rPr>
+                <w:rFonts w:ascii="Calibri" w:cs="Calibri" w:eastAsia="Calibri" w:hAnsi="Calibri"/>
+                <w:b w:val="false"/>
+                <w:bCs w:val="false"/>
+                <w:color w:val="1F2937"/>
+                <w:sz w:val="19"/>
+                <w:szCs w:val="19"/>
+              </w:rPr>
+              <w:t xml:space="preserve">Restart the server after editing ui/ or src/; documented in the README troubleshooting table.</w:t>
+            </w:r>
+          </w:p>
+        </w:tc>
+      </w:tr>
+      <w:tr>
+        <w:tc>
+          <w:tcPr>
+            <w:tcW w:type="dxa" w:w="2280"/>
+            <w:tcMar>
+              <w:top w:type="dxa" w:w="60"/>
+              <w:left w:type="dxa" w:w="100"/>
+              <w:bottom w:type="dxa" w:w="60"/>
+              <w:right w:type="dxa" w:w="100"/>
+            </w:tcMar>
+            <w:vAlign w:val="center"/>
+          </w:tcPr>
+          <w:p>
+            <w:pPr>
+              <w:spacing w:after="0" w:line="252"/>
+              <w:jc w:val="left"/>
+            </w:pPr>
+            <w:r>
+              <w:rPr>
+                <w:rFonts w:ascii="Calibri" w:cs="Calibri" w:eastAsia="Calibri" w:hAnsi="Calibri"/>
+                <w:b w:val="false"/>
+                <w:bCs w:val="false"/>
+                <w:color w:val="1F2937"/>
+                <w:sz w:val="19"/>
+                <w:szCs w:val="19"/>
+              </w:rPr>
+              <w:t xml:space="preserve">Web app: results chart stacked the two markers</w:t>
+            </w:r>
+          </w:p>
+        </w:tc>
+        <w:tc>
+          <w:tcPr>
+            <w:tcW w:type="dxa" w:w="3135"/>
+            <w:tcMar>
+              <w:top w:type="dxa" w:w="60"/>
+              <w:left w:type="dxa" w:w="100"/>
+              <w:bottom w:type="dxa" w:w="60"/>
+              <w:right w:type="dxa" w:w="100"/>
+            </w:tcMar>
+            <w:vAlign w:val="center"/>
+          </w:tcPr>
+          <w:p>
+            <w:pPr>
+              <w:spacing w:after="0" w:line="252"/>
+              <w:jc w:val="left"/>
+            </w:pPr>
+            <w:r>
+              <w:rPr>
+                <w:rFonts w:ascii="Calibri" w:cs="Calibri" w:eastAsia="Calibri" w:hAnsi="Calibri"/>
+                <w:b w:val="false"/>
+                <w:bCs w:val="false"/>
+                <w:color w:val="1F2937"/>
+                <w:sz w:val="19"/>
+                <w:szCs w:val="19"/>
+              </w:rPr>
+              <w:t xml:space="preserve">st.bar_chart stacks series and sorts categories alphabetically.</w:t>
+            </w:r>
+          </w:p>
+        </w:tc>
+        <w:tc>
+          <w:tcPr>
+            <w:tcW w:type="dxa" w:w="3610"/>
+            <w:tcMar>
+              <w:top w:type="dxa" w:w="60"/>
+              <w:left w:type="dxa" w:w="100"/>
+              <w:bottom w:type="dxa" w:w="60"/>
+              <w:right w:type="dxa" w:w="100"/>
+            </w:tcMar>
+            <w:vAlign w:val="center"/>
+          </w:tcPr>
+          <w:p>
+            <w:pPr>
+              <w:spacing w:after="0" w:line="252"/>
+              <w:jc w:val="left"/>
+            </w:pPr>
+            <w:r>
+              <w:rPr>
+                <w:rFonts w:ascii="Calibri" w:cs="Calibri" w:eastAsia="Calibri" w:hAnsi="Calibri"/>
+                <w:b w:val="false"/>
+                <w:bCs w:val="false"/>
+                <w:color w:val="1F2937"/>
+                <w:sz w:val="19"/>
+                <w:szCs w:val="19"/>
+              </w:rPr>
+              <w:t xml:space="preserve">Altair grouped bar chart in the brief's metric order with a 0–1 axis; theme-neutral colours after the navy bars vanished on the dark theme.</w:t>
+            </w:r>
+          </w:p>
+        </w:tc>
+      </w:tr>
+      <w:tr>
+        <w:tc>
+          <w:tcPr>
+            <w:tcW w:type="dxa" w:w="2280"/>
+            <w:shd w:fill="F9FAFB" w:color="auto" w:val="clear"/>
+            <w:tcMar>
+              <w:top w:type="dxa" w:w="60"/>
+              <w:left w:type="dxa" w:w="100"/>
+              <w:bottom w:type="dxa" w:w="60"/>
+              <w:right w:type="dxa" w:w="100"/>
+            </w:tcMar>
+            <w:vAlign w:val="center"/>
+          </w:tcPr>
+          <w:p>
+            <w:pPr>
+              <w:spacing w:after="0" w:line="252"/>
+              <w:jc w:val="left"/>
+            </w:pPr>
+            <w:r>
+              <w:rPr>
+                <w:rFonts w:ascii="Calibri" w:cs="Calibri" w:eastAsia="Calibri" w:hAnsi="Calibri"/>
+                <w:b w:val="false"/>
+                <w:bCs w:val="false"/>
+                <w:color w:val="1F2937"/>
+                <w:sz w:val="19"/>
+                <w:szCs w:val="19"/>
+              </w:rPr>
               <w:t xml:space="preserve">Model emitted unexpected citation formats</w:t>
             </w:r>
           </w:p>
@@ -15641,6 +16538,20 @@
     </w:p>
     <w:p>
       <w:pPr>
+        <w:spacing w:after="120" w:line="276"/>
+      </w:pPr>
+      <w:r>
+        <w:rPr>
+          <w:rFonts w:ascii="Calibri" w:cs="Calibri" w:eastAsia="Calibri" w:hAnsi="Calibri"/>
+          <w:color w:val="1F2937"/>
+          <w:sz w:val="22"/>
+          <w:szCs w:val="22"/>
+        </w:rPr>
+        <w:t xml:space="preserve">The web front-end that the first version of this report listed as future work has since been built (Section 5.11); the remaining items are:</w:t>
+      </w:r>
+    </w:p>
+    <w:p>
+      <w:pPr>
         <w:pStyle w:val="ListParagraph"/>
         <w:numPr>
           <w:ilvl w:val="0"/>
@@ -15807,7 +16718,7 @@
           <w:sz w:val="22"/>
           <w:szCs w:val="22"/>
         </w:rPr>
-        <w:t xml:space="preserve">Web front-end and hardening: </w:t>
+        <w:t xml:space="preserve">Hardening the web front-end: </w:t>
       </w:r>
       <w:r>
         <w:rPr>
@@ -15816,7 +16727,7 @@
           <w:sz w:val="22"/>
           <w:szCs w:val="22"/>
         </w:rPr>
-        <w:t xml:space="preserve">a Streamlit or FastAPI layer over the same RAGPipeline, with streaming answers, response caching, authentication and per-team document permissions.</w:t>
+        <w:t xml:space="preserve">streaming answers (a streaming path in src/llm.py with citations resolved after the stream), background execution of the long evaluation runs, authentication and per-team document permissions before any deployment beyond a laptop.</w:t>
       </w:r>
     </w:p>
     <w:p>
@@ -16253,7 +17164,7 @@
           <w:sz w:val="18"/>
           <w:szCs w:val="18"/>
         </w:rPr>
-        <w:t xml:space="preserve">|-- docs/                     presentation and this report</w:t>
+        <w:t xml:space="preserve">|-- ui/                       components.py styles.py   (web-app rendering)</w:t>
       </w:r>
     </w:p>
     <w:p>
@@ -16269,7 +17180,23 @@
           <w:sz w:val="18"/>
           <w:szCs w:val="18"/>
         </w:rPr>
-        <w:t xml:space="preserve">|-- main.py  ingest.py  requirements.txt  .env.example  .gitignore  README.md</w:t>
+        <w:t xml:space="preserve">|-- docs/                     presentations, screenshots and this report</w:t>
+      </w:r>
+    </w:p>
+    <w:p>
+      <w:pPr>
+        <w:shd w:fill="F4F5F7" w:color="auto" w:val="clear"/>
+        <w:spacing w:after="0" w:line="240"/>
+        <w:ind w:left="200" w:right="200"/>
+      </w:pPr>
+      <w:r>
+        <w:rPr>
+          <w:rFonts w:ascii="Consolas" w:cs="Consolas" w:eastAsia="Consolas" w:hAnsi="Consolas"/>
+          <w:color w:val="1F2937"/>
+          <w:sz w:val="18"/>
+          <w:szCs w:val="18"/>
+        </w:rPr>
+        <w:t xml:space="preserve">|-- main.py  app.py  ingest.py  requirements.txt  .env.example  .gitignore  README.md</w:t>
       </w:r>
     </w:p>
     <w:p>
@@ -16447,6 +17374,22 @@
           <w:szCs w:val="18"/>
         </w:rPr>
         <w:t xml:space="preserve">python main.py                           # interactive CLI</w:t>
+      </w:r>
+    </w:p>
+    <w:p>
+      <w:pPr>
+        <w:shd w:fill="F4F5F7" w:color="auto" w:val="clear"/>
+        <w:spacing w:after="0" w:line="240"/>
+        <w:ind w:left="200" w:right="200"/>
+      </w:pPr>
+      <w:r>
+        <w:rPr>
+          <w:rFonts w:ascii="Consolas" w:cs="Consolas" w:eastAsia="Consolas" w:hAnsi="Consolas"/>
+          <w:color w:val="1F2937"/>
+          <w:sz w:val="18"/>
+          <w:szCs w:val="18"/>
+        </w:rPr>
+        <w:t xml:space="preserve">streamlit run app.py                     # web front-end (same pipeline)</w:t>
       </w:r>
     </w:p>
     <w:p>
